--- a/Универ/4/ЦОСиИ/Реферат.docx
+++ b/Универ/4/ЦОСиИ/Реферат.docx
@@ -231,13 +231,7 @@
         <w:jc w:val="right"/>
       </w:pPr>
       <w:r>
-        <w:t>Выполнил</w:t>
-      </w:r>
-      <w:r>
-        <w:t>а</w:t>
-      </w:r>
-      <w:r>
-        <w:t>:</w:t>
+        <w:t>Выполнил:</w:t>
       </w:r>
     </w:p>
     <w:p>
@@ -836,25 +830,7 @@
           <w:szCs w:val="28"/>
           <w:lang w:val="ru-RU"/>
         </w:rPr>
-        <w:t xml:space="preserve">Оценка энергии и мощности сигнала, важно при нормализации громкости, распознавании речи, анализе шума и вибраций, </w:t>
-      </w:r>
-      <w:proofErr w:type="spellStart"/>
-      <w:r>
-        <w:rPr>
-          <w:sz w:val="28"/>
-          <w:szCs w:val="28"/>
-          <w:lang w:val="ru-RU"/>
-        </w:rPr>
-        <w:t>аудиофильтрации</w:t>
-      </w:r>
-      <w:proofErr w:type="spellEnd"/>
-      <w:r>
-        <w:rPr>
-          <w:sz w:val="28"/>
-          <w:szCs w:val="28"/>
-          <w:lang w:val="ru-RU"/>
-        </w:rPr>
-        <w:t xml:space="preserve"> и обработке сигналов.</w:t>
+        <w:t>Оценка энергии и мощности сигнала, важно при нормализации громкости, распознавании речи, анализе шума и вибраций, аудиофильтрации и обработке сигналов.</w:t>
       </w:r>
       <w:r>
         <w:rPr>
@@ -977,7 +953,7 @@
           <w14:ligatures w14:val="standardContextual"/>
         </w:rPr>
         <w:drawing>
-          <wp:anchor distT="0" distB="0" distL="114300" distR="114300" simplePos="0" relativeHeight="251658240" behindDoc="0" locked="0" layoutInCell="1" allowOverlap="1" wp14:anchorId="40AC6B09">
+          <wp:anchor distT="0" distB="0" distL="114300" distR="114300" simplePos="0" relativeHeight="251658240" behindDoc="0" locked="0" layoutInCell="1" allowOverlap="1" wp14:anchorId="40AC6B09" wp14:editId="6788047B">
             <wp:simplePos x="0" y="0"/>
             <wp:positionH relativeFrom="column">
               <wp:posOffset>953053</wp:posOffset>
@@ -1228,7 +1204,7 @@
           <w14:ligatures w14:val="standardContextual"/>
         </w:rPr>
         <w:drawing>
-          <wp:inline distT="0" distB="0" distL="0" distR="0">
+          <wp:inline distT="0" distB="0" distL="0" distR="0" wp14:anchorId="6820D818" wp14:editId="4F0F02C2">
             <wp:extent cx="2150518" cy="476250"/>
             <wp:effectExtent l="0" t="0" r="0" b="0"/>
             <wp:docPr id="699649164" name="Рисунок 13"/>
@@ -1341,7 +1317,7 @@
         </w:rPr>
         <w:lastRenderedPageBreak/>
         <w:drawing>
-          <wp:inline distT="0" distB="0" distL="0" distR="0">
+          <wp:inline distT="0" distB="0" distL="0" distR="0" wp14:anchorId="0DE9B7DA" wp14:editId="5A3EE4D6">
             <wp:extent cx="2641600" cy="608911"/>
             <wp:effectExtent l="0" t="0" r="0" b="1270"/>
             <wp:docPr id="1365545072" name="Рисунок 15"/>
@@ -1485,7 +1461,7 @@
           <w14:ligatures w14:val="standardContextual"/>
         </w:rPr>
         <w:drawing>
-          <wp:inline distT="0" distB="0" distL="0" distR="0">
+          <wp:inline distT="0" distB="0" distL="0" distR="0" wp14:anchorId="39DDB9E3" wp14:editId="0A3112A2">
             <wp:extent cx="1990725" cy="579460"/>
             <wp:effectExtent l="0" t="0" r="3175" b="5080"/>
             <wp:docPr id="27101123" name="Рисунок 16"/>
@@ -1583,7 +1559,7 @@
           <w14:ligatures w14:val="standardContextual"/>
         </w:rPr>
         <w:drawing>
-          <wp:inline distT="0" distB="0" distL="0" distR="0">
+          <wp:inline distT="0" distB="0" distL="0" distR="0" wp14:anchorId="17A48A2D" wp14:editId="1E55921A">
             <wp:extent cx="2181225" cy="651652"/>
             <wp:effectExtent l="0" t="0" r="3175" b="0"/>
             <wp:docPr id="1036716498" name="Рисунок 17"/>
@@ -2397,21 +2373,7 @@
         <w:rPr>
           <w:rFonts w:eastAsia="Times New Roman"/>
         </w:rPr>
-        <w:t xml:space="preserve">Для непрерывного случая равенство Парсеваля рассматривается в пространстве </w:t>
-      </w:r>
-      <w:proofErr w:type="spellStart"/>
-      <w:r>
-        <w:rPr>
-          <w:rFonts w:eastAsia="Times New Roman"/>
-        </w:rPr>
-        <w:t>квадратируемых</w:t>
-      </w:r>
-      <w:proofErr w:type="spellEnd"/>
-      <w:r>
-        <w:rPr>
-          <w:rFonts w:eastAsia="Times New Roman"/>
-        </w:rPr>
-        <w:t xml:space="preserve"> функций L², а для дискретного случая — в конечномерном пространстве комплексных векторов Cᴺ. В обоих случаях центральными понятиями являются скалярное произведение и норма. Для дискретных сигналов естественно ввести скалярное произведение двух последовательностей и определить энергию как квадрат нормы сигнала. Тем самым энергия становится не только инженерной характеристикой, но и точным аналогом квадрата длины вектора.</w:t>
+        <w:t>Для непрерывного случая равенство Парсеваля рассматривается в пространстве квадратируемых функций L², а для дискретного случая — в конечномерном пространстве комплексных векторов Cᴺ. В обоих случаях центральными понятиями являются скалярное произведение и норма. Для дискретных сигналов естественно ввести скалярное произведение двух последовательностей и определить энергию как квадрат нормы сигнала. Тем самым энергия становится не только инженерной характеристикой, но и точным аналогом квадрата длины вектора.</w:t>
       </w:r>
     </w:p>
     <w:p>
@@ -2426,23 +2388,7 @@
           <w:rFonts w:eastAsia="Times New Roman"/>
           <w:i/>
         </w:rPr>
-        <w:t>⟨x, y⟩ = Σ x[n]·y*[n</w:t>
-      </w:r>
-      <w:proofErr w:type="gramStart"/>
-      <w:r>
-        <w:rPr>
-          <w:rFonts w:eastAsia="Times New Roman"/>
-          <w:i/>
-        </w:rPr>
-        <w:t xml:space="preserve">],   </w:t>
-      </w:r>
-      <w:proofErr w:type="gramEnd"/>
-      <w:r>
-        <w:rPr>
-          <w:rFonts w:eastAsia="Times New Roman"/>
-          <w:i/>
-        </w:rPr>
-        <w:t xml:space="preserve">   ‖x‖² = ⟨x, x⟩ = Σ |x[n]|².</w:t>
+        <w:t>⟨x, y⟩ = Σ x[n]·y*[n],      ‖x‖² = ⟨x, x⟩ = Σ |x[n]|².</w:t>
       </w:r>
     </w:p>
     <w:p>
@@ -2480,35 +2426,7 @@
         <w:rPr>
           <w:rFonts w:eastAsia="Times New Roman"/>
         </w:rPr>
-        <w:t>В конечномерном случае ДПФ удобно рассматривать как переход от стандартного базиса к базису гармонических функций. Обычный вектор x = (</w:t>
-      </w:r>
-      <w:proofErr w:type="gramStart"/>
-      <w:r>
-        <w:rPr>
-          <w:rFonts w:eastAsia="Times New Roman"/>
-        </w:rPr>
-        <w:t>x[</w:t>
-      </w:r>
-      <w:proofErr w:type="gramEnd"/>
-      <w:r>
-        <w:rPr>
-          <w:rFonts w:eastAsia="Times New Roman"/>
-        </w:rPr>
-        <w:t>0], …, x[N−1]) записан во временном базисе, а спектр X = (</w:t>
-      </w:r>
-      <w:proofErr w:type="gramStart"/>
-      <w:r>
-        <w:rPr>
-          <w:rFonts w:eastAsia="Times New Roman"/>
-        </w:rPr>
-        <w:t>X[</w:t>
-      </w:r>
-      <w:proofErr w:type="gramEnd"/>
-      <w:r>
-        <w:rPr>
-          <w:rFonts w:eastAsia="Times New Roman"/>
-        </w:rPr>
-        <w:t>0], …, X[N−1]) — в базисе комплексных экспонент. После симметричной нормировки матрица ДПФ становится унитарной.</w:t>
+        <w:t>В конечномерном случае ДПФ удобно рассматривать как переход от стандартного базиса к базису гармонических функций. Обычный вектор x = (x[0], …, x[N−1]) записан во временном базисе, а спектр X = (X[0], …, X[N−1]) — в базисе комплексных экспонент. После симметричной нормировки матрица ДПФ становится унитарной.</w:t>
       </w:r>
     </w:p>
     <w:p>
@@ -2523,39 +2441,7 @@
           <w:rFonts w:eastAsia="Times New Roman"/>
           <w:i/>
         </w:rPr>
-        <w:t xml:space="preserve">U*U = </w:t>
-      </w:r>
-      <w:proofErr w:type="gramStart"/>
-      <w:r>
-        <w:rPr>
-          <w:rFonts w:eastAsia="Times New Roman"/>
-          <w:i/>
-        </w:rPr>
-        <w:t xml:space="preserve">I,   </w:t>
-      </w:r>
-      <w:proofErr w:type="gramEnd"/>
-      <w:r>
-        <w:rPr>
-          <w:rFonts w:eastAsia="Times New Roman"/>
-          <w:i/>
-        </w:rPr>
-        <w:t xml:space="preserve">   ‖</w:t>
-      </w:r>
-      <w:proofErr w:type="spellStart"/>
-      <w:r>
-        <w:rPr>
-          <w:rFonts w:eastAsia="Times New Roman"/>
-          <w:i/>
-        </w:rPr>
-        <w:t>Ux</w:t>
-      </w:r>
-      <w:proofErr w:type="spellEnd"/>
-      <w:r>
-        <w:rPr>
-          <w:rFonts w:eastAsia="Times New Roman"/>
-          <w:i/>
-        </w:rPr>
-        <w:t>‖₂ = ‖x‖₂.</w:t>
+        <w:t>U*U = I,      ‖Ux‖₂ = ‖x‖₂.</w:t>
       </w:r>
     </w:p>
     <w:p>
@@ -3477,7 +3363,7 @@
           <w14:ligatures w14:val="standardContextual"/>
         </w:rPr>
         <w:drawing>
-          <wp:inline distT="0" distB="0" distL="0" distR="0">
+          <wp:inline distT="0" distB="0" distL="0" distR="0" wp14:anchorId="53D2BA4C" wp14:editId="5641E10E">
             <wp:extent cx="2292263" cy="662823"/>
             <wp:effectExtent l="0" t="0" r="0" b="0"/>
             <wp:docPr id="1194919357" name="Рисунок 18"/>
@@ -3657,7 +3543,7 @@
           <w14:ligatures w14:val="standardContextual"/>
         </w:rPr>
         <w:drawing>
-          <wp:inline distT="0" distB="0" distL="0" distR="0">
+          <wp:inline distT="0" distB="0" distL="0" distR="0" wp14:anchorId="3863C20F" wp14:editId="66188978">
             <wp:extent cx="3717758" cy="665583"/>
             <wp:effectExtent l="0" t="0" r="3810" b="0"/>
             <wp:docPr id="53902601" name="Рисунок 12"/>
@@ -3735,7 +3621,7 @@
           <w14:ligatures w14:val="standardContextual"/>
         </w:rPr>
         <w:drawing>
-          <wp:inline distT="0" distB="0" distL="0" distR="0">
+          <wp:inline distT="0" distB="0" distL="0" distR="0" wp14:anchorId="565EC07F" wp14:editId="0C0BA44D">
             <wp:extent cx="2217107" cy="710242"/>
             <wp:effectExtent l="0" t="0" r="0" b="1270"/>
             <wp:docPr id="2013444258" name="Рисунок 19"/>
@@ -3857,7 +3743,7 @@
           <w14:ligatures w14:val="standardContextual"/>
         </w:rPr>
         <w:drawing>
-          <wp:inline distT="0" distB="0" distL="0" distR="0">
+          <wp:inline distT="0" distB="0" distL="0" distR="0" wp14:anchorId="35AAE17C" wp14:editId="77991EC5">
             <wp:extent cx="2467080" cy="751292"/>
             <wp:effectExtent l="0" t="0" r="0" b="0"/>
             <wp:docPr id="443888791" name="Рисунок 20"/>
@@ -4080,7 +3966,7 @@
         </w:rPr>
         <w:lastRenderedPageBreak/>
         <w:drawing>
-          <wp:inline distT="0" distB="0" distL="0" distR="0">
+          <wp:inline distT="0" distB="0" distL="0" distR="0" wp14:anchorId="483E6BC5" wp14:editId="1DB93651">
             <wp:extent cx="4608095" cy="728024"/>
             <wp:effectExtent l="0" t="0" r="2540" b="0"/>
             <wp:docPr id="1106931281" name="Рисунок 7"/>
@@ -4329,7 +4215,7 @@
           <w:lang w:eastAsia="ru-RU"/>
         </w:rPr>
         <w:drawing>
-          <wp:inline distT="0" distB="0" distL="0" distR="0">
+          <wp:inline distT="0" distB="0" distL="0" distR="0" wp14:anchorId="65657B6B" wp14:editId="013CA858">
             <wp:extent cx="3380873" cy="700181"/>
             <wp:effectExtent l="0" t="0" r="0" b="0"/>
             <wp:docPr id="415010523" name="Рисунок 8"/>
@@ -4489,7 +4375,7 @@
           <w:lang w:eastAsia="ru-RU"/>
         </w:rPr>
         <w:drawing>
-          <wp:inline distT="0" distB="0" distL="0" distR="0">
+          <wp:inline distT="0" distB="0" distL="0" distR="0" wp14:anchorId="0F12DDBC" wp14:editId="61D13DC1">
             <wp:extent cx="4343400" cy="706416"/>
             <wp:effectExtent l="0" t="0" r="0" b="5080"/>
             <wp:docPr id="1759991528" name="Рисунок 9"/>
@@ -4601,7 +4487,7 @@
           <w:lang w:eastAsia="ru-RU"/>
         </w:rPr>
         <w:drawing>
-          <wp:inline distT="0" distB="0" distL="0" distR="0">
+          <wp:inline distT="0" distB="0" distL="0" distR="0" wp14:anchorId="333AECE5" wp14:editId="769ECBE7">
             <wp:extent cx="2846157" cy="770021"/>
             <wp:effectExtent l="0" t="0" r="0" b="5080"/>
             <wp:docPr id="1392728483" name="Рисунок 10"/>
@@ -4750,7 +4636,7 @@
           <w:lang w:eastAsia="ru-RU"/>
         </w:rPr>
         <w:drawing>
-          <wp:inline distT="0" distB="0" distL="0" distR="0">
+          <wp:inline distT="0" distB="0" distL="0" distR="0" wp14:anchorId="45015E65" wp14:editId="608F1DBC">
             <wp:extent cx="3893270" cy="647420"/>
             <wp:effectExtent l="0" t="0" r="0" b="635"/>
             <wp:docPr id="444288693" name="Рисунок 21"/>
@@ -5005,7 +4891,7 @@
         </w:rPr>
         <w:lastRenderedPageBreak/>
         <w:drawing>
-          <wp:inline distT="0" distB="0" distL="0" distR="0">
+          <wp:inline distT="0" distB="0" distL="0" distR="0" wp14:anchorId="6D74955A" wp14:editId="2C9298A7">
             <wp:extent cx="2626468" cy="814741"/>
             <wp:effectExtent l="0" t="0" r="2540" b="0"/>
             <wp:docPr id="1921035833" name="Рисунок 22"/>
